--- a/eng/docx/60.content.docx
+++ b/eng/docx/60.content.docx
@@ -19,7 +19,7 @@
         <w:rPr>
           <w:lang w:val="en_US" w:bidi="en_US"/>
         </w:rPr>
-        <w:t>Resource: Study Notes - Book Intros (Tyndale)</w:t>
+        <w:t>Resource: Tyndale Open Study Notes</w:t>
       </w:r>
       <w:r>
         <w:rPr>
@@ -112,7 +112,7 @@
         <w:rPr>
           <w:lang w:val="en_US" w:bidi="en_US"/>
         </w:rPr>
-        <w:t>Study Notes - Book Intros (Tyndale)</w:t>
+        <w:t>Tyndale Open Study Notes</w:t>
       </w:r>
     </w:p>
     <w:p>

--- a/eng/docx/60.content.docx
+++ b/eng/docx/60.content.docx
@@ -231,7 +231,7 @@
         <w:rPr>
           <w:lang w:val="en_US" w:bidi="en_US"/>
         </w:rPr>
-        <w:t>First Peter has the single focus of encouraging Christians to exhibit faithfulness under the pressure arising from persecution. The believers to whom Peter wrote were in the midst of such “fiery trials.” The culture in which they lived scorned their faith, criticized their morality, and mocked their hope. Peter calls on readers to respond to this pressure with a renewed commitment to live out the grace of God, both to please God and to bear witness to him.</w:t>
+        <w:t>First Peter has one main purpose: to encourage Christians to stay faithful while they suffer for their faith. Peter wrote to believers who were facing "the fiery trial" or severe testing. The people around them rejected their faith, criticized their way of life, and mocked their hope in Christ. Peter calls his readers to respond by living in the grace of God. They should do this to please God and to show others what he is like.</w:t>
       </w:r>
     </w:p>
     <w:p>
@@ -256,7 +256,7 @@
         <w:rPr>
           <w:lang w:val="en_US" w:bidi="en_US"/>
         </w:rPr>
-        <w:t>Many people in the ancient world regarded Christians as strange, superstitious, and disloyal to Roman society. Christians gathered in secret, practiced strange rituals (such as the Lord’s Supper, widely misunderstood as involving bloody sacrifice), and exhibited a countercultural lifestyle. They often refused to serve in the Roman army because they would not swear an oath to the emperor. Because of their refusal to go along with the prevailing culture, Christians were often discriminated against, accused of misbehavior, and brought into court on trumped-up charges.</w:t>
+        <w:t>Many people in the ancient Roman world thought Christians were strange, superstitious, and not loyal to Roman society. Christians met in private. They also practiced rituals that many people did not understand, such as the Lord’s Supper. Some people wrongly thought this meal involved a bloody sacrifice.</w:t>
       </w:r>
     </w:p>
     <w:p>
@@ -270,7 +270,21 @@
         <w:rPr>
           <w:lang w:val="en_US" w:bidi="en_US"/>
         </w:rPr>
-        <w:t>This is the situation that 1 Peter addresses. Believers were undergoing very difficult trials (</w:t>
+        <w:t>Christians also lived in a way that was different from the culture around them. Some refused to serve in the Roman army because they would not swear loyalty to the emperor as a god. Because they would not follow common Roman practices, Christians were often treated unfairly. People accused them of wrongdoing and sometimes brought them to court on false charges.</w:t>
+      </w:r>
+    </w:p>
+    <w:p>
+      <w:pPr/>
+      <w:r>
+        <w:rPr>
+          <w:lang w:val="en_US" w:bidi="en_US"/>
+        </w:rPr>
+      </w:r>
+      <w:r>
+        <w:rPr>
+          <w:lang w:val="en_US" w:bidi="en_US"/>
+        </w:rPr>
+        <w:t>First Peter speaks to this situation. Believers were suffering through very hard trials (</w:t>
       </w:r>
       <w:hyperlink r:id="rId13">
         <w:r>
@@ -281,7 +295,7 @@
             <w:color w:val="0000EE"/>
             <w:u w:val="single"/>
           </w:rPr>
-          <w:t>1:6</w:t>
+          <w:t>1 Peter 1:6</w:t>
         </w:r>
       </w:hyperlink>
       <w:r>
@@ -306,7 +320,7 @@
         <w:rPr>
           <w:lang w:val="en_US" w:bidi="en_US"/>
         </w:rPr>
-        <w:t>), and other groups were saying evil things about them (</w:t>
+        <w:t>). Other people were saying evil things about them (</w:t>
       </w:r>
       <w:hyperlink r:id="rId15">
         <w:r>
@@ -342,7 +356,7 @@
         <w:rPr>
           <w:lang w:val="en_US" w:bidi="en_US"/>
         </w:rPr>
-        <w:t>). The followers of Christ were tempted to retaliate in kind and repay harsh words with harsh words. They were also tempted to compromise their godly lifestyle because of the grief it caused them.</w:t>
+        <w:t>). Christ’s followers may have wanted to answer harsh words with more harsh words. They may also have felt tempted to stop living in a godly way because it brought them pain.</w:t>
       </w:r>
     </w:p>
     <w:p>
@@ -356,18 +370,7 @@
         <w:rPr>
           <w:lang w:val="en_US" w:bidi="en_US"/>
         </w:rPr>
-        <w:t>Peter was well aware of these temptations, so his letter encourages believers to view the accusations and unfair treatment as an opportunity to bear witness to Jesus Christ. By following the example of their own Lord, who lived an exemplary life before all and refused to revile those who reviled him, Christians can practice a lifestyle of true evangelism.</w:t>
-      </w:r>
-    </w:p>
-    <w:p>
-      <w:pPr>
-        <w:pStyle w:val="Heading2"/>
-      </w:pPr>
-      <w:r>
-        <w:rPr>
-          <w:lang w:val="en_US" w:bidi="en_US"/>
-        </w:rPr>
-        <w:t>Summary</w:t>
+        <w:t>The apostle knew about these temptations. So his letter encourages believers to see false charges and unfair treatment as a chance to speak about Jesus Christ.</w:t>
       </w:r>
     </w:p>
     <w:p>
@@ -381,7 +384,32 @@
         <w:rPr>
           <w:lang w:val="en_US" w:bidi="en_US"/>
         </w:rPr>
-        <w:t>After a typical opening for a letter (</w:t>
+        <w:t>Christians should follow the example of their Lord. Jesus lived a good and faithful life before everyone. He did not insult those who insulted him. In the same way, Christians can show the good news about Jesus through the way they live.</w:t>
+      </w:r>
+    </w:p>
+    <w:p>
+      <w:pPr>
+        <w:pStyle w:val="Heading2"/>
+      </w:pPr>
+      <w:r>
+        <w:rPr>
+          <w:lang w:val="en_US" w:bidi="en_US"/>
+        </w:rPr>
+        <w:t>Summary</w:t>
+      </w:r>
+    </w:p>
+    <w:p>
+      <w:pPr/>
+      <w:r>
+        <w:rPr>
+          <w:lang w:val="en_US" w:bidi="en_US"/>
+        </w:rPr>
+      </w:r>
+      <w:r>
+        <w:rPr>
+          <w:lang w:val="en_US" w:bidi="en_US"/>
+        </w:rPr>
+        <w:t>After the usual opening of a letter(</w:t>
       </w:r>
       <w:hyperlink r:id="rId17">
         <w:r>
@@ -392,14 +420,14 @@
             <w:color w:val="0000EE"/>
             <w:u w:val="single"/>
           </w:rPr>
-          <w:t>1:1–2</w:t>
+          <w:t>1 Peter 1:1–2</w:t>
         </w:r>
       </w:hyperlink>
       <w:r>
         <w:rPr>
           <w:lang w:val="en_US" w:bidi="en_US"/>
         </w:rPr>
-        <w:t>), Peter exhorts his readers in the first section (</w:t>
+        <w:t>), Peter begins the first section (</w:t>
       </w:r>
       <w:hyperlink r:id="rId18">
         <w:r>
@@ -410,14 +438,14 @@
             <w:color w:val="0000EE"/>
             <w:u w:val="single"/>
           </w:rPr>
-          <w:t>1:3–2:12</w:t>
+          <w:t>1 Peter 1:3–2:12</w:t>
         </w:r>
       </w:hyperlink>
       <w:r>
         <w:rPr>
           <w:lang w:val="en_US" w:bidi="en_US"/>
         </w:rPr>
-        <w:t>) to regard their present, temporary suffering as a strengthening of their faith and as preparation for them to receive salvation (</w:t>
+        <w:t>). by encouraging his readers. Their suffering is painful, but it is temporary. God can use it to strengthen their faith and prepare them to receive salvation (</w:t>
       </w:r>
       <w:hyperlink r:id="rId19">
         <w:r>
@@ -435,7 +463,21 @@
         <w:rPr>
           <w:lang w:val="en_US" w:bidi="en_US"/>
         </w:rPr>
-        <w:t>). This salvation is so great that prophets predicted it and angels investigate it (</w:t>
+        <w:t xml:space="preserve">). </w:t>
+      </w:r>
+    </w:p>
+    <w:p>
+      <w:pPr/>
+      <w:r>
+        <w:rPr>
+          <w:lang w:val="en_US" w:bidi="en_US"/>
+        </w:rPr>
+      </w:r>
+      <w:r>
+        <w:rPr>
+          <w:lang w:val="en_US" w:bidi="en_US"/>
+        </w:rPr>
+        <w:t>This salvation is very great. The prophets spoke about it before it came, and angels desire to understand it (</w:t>
       </w:r>
       <w:hyperlink r:id="rId20">
         <w:r>
@@ -453,7 +495,7 @@
         <w:rPr>
           <w:lang w:val="en_US" w:bidi="en_US"/>
         </w:rPr>
-        <w:t>). This gift of salvation should result in a life of holiness that recognizes the cost at which God purchased our salvation (</w:t>
+        <w:t>). Because God gave this gift, believers should live holy lives. They should remember the great cost God paid to save them (</w:t>
       </w:r>
       <w:hyperlink r:id="rId21">
         <w:r>
@@ -471,7 +513,21 @@
         <w:rPr>
           <w:lang w:val="en_US" w:bidi="en_US"/>
         </w:rPr>
-        <w:t>). The first section concludes with a call for love and patience toward fellow Christians (</w:t>
+        <w:t xml:space="preserve">). </w:t>
+      </w:r>
+    </w:p>
+    <w:p>
+      <w:pPr/>
+      <w:r>
+        <w:rPr>
+          <w:lang w:val="en_US" w:bidi="en_US"/>
+        </w:rPr>
+      </w:r>
+      <w:r>
+        <w:rPr>
+          <w:lang w:val="en_US" w:bidi="en_US"/>
+        </w:rPr>
+        <w:t>The first section ends with a call to love other Christians and be patient with them (</w:t>
       </w:r>
       <w:hyperlink r:id="rId22">
         <w:r>
@@ -489,7 +545,7 @@
         <w:rPr>
           <w:lang w:val="en_US" w:bidi="en_US"/>
         </w:rPr>
-        <w:t>) and a reminder of our status as the new covenant people of God (</w:t>
+        <w:t>). Peter also reminds believers that they are God’s new covenant people (</w:t>
       </w:r>
       <w:hyperlink r:id="rId23">
         <w:r>
@@ -507,7 +563,7 @@
         <w:rPr>
           <w:lang w:val="en_US" w:bidi="en_US"/>
         </w:rPr>
-        <w:t>).</w:t>
+        <w:t xml:space="preserve">). </w:t>
       </w:r>
     </w:p>
     <w:p>
@@ -532,14 +588,28 @@
             <w:color w:val="0000EE"/>
             <w:u w:val="single"/>
           </w:rPr>
-          <w:t>2:13–3:12</w:t>
+          <w:t>1 Peter 2:13–3:12</w:t>
         </w:r>
       </w:hyperlink>
       <w:r>
         <w:rPr>
           <w:lang w:val="en_US" w:bidi="en_US"/>
         </w:rPr>
-        <w:t>) exhorts Christians to live under the recognized authorities as a witness to a hostile world. Christians are to accept the authority of government (</w:t>
+        <w:t xml:space="preserve">) urges Christians to respect accepted authorities. Their actions can show faithfulness to God in a world that is against them. </w:t>
+      </w:r>
+    </w:p>
+    <w:p>
+      <w:pPr/>
+      <w:r>
+        <w:rPr>
+          <w:lang w:val="en_US" w:bidi="en_US"/>
+        </w:rPr>
+      </w:r>
+      <w:r>
+        <w:rPr>
+          <w:lang w:val="en_US" w:bidi="en_US"/>
+        </w:rPr>
+        <w:t>Christians should accept the authority of the government (</w:t>
       </w:r>
       <w:hyperlink r:id="rId25">
         <w:r>
@@ -557,7 +627,7 @@
         <w:rPr>
           <w:lang w:val="en_US" w:bidi="en_US"/>
         </w:rPr>
-        <w:t>), Christian slaves are to accept the authority of their masters (</w:t>
+        <w:t>). Christian slaves should accept the authority of their masters (</w:t>
       </w:r>
       <w:hyperlink r:id="rId26">
         <w:r>
@@ -575,7 +645,7 @@
         <w:rPr>
           <w:lang w:val="en_US" w:bidi="en_US"/>
         </w:rPr>
-        <w:t>), and Christian wives are to accept the authority of their husbands (</w:t>
+        <w:t>). Christian wives should accept the authority of their husbands (</w:t>
       </w:r>
       <w:hyperlink r:id="rId27">
         <w:r>
@@ -593,7 +663,7 @@
         <w:rPr>
           <w:lang w:val="en_US" w:bidi="en_US"/>
         </w:rPr>
-        <w:t>). Husbands, meanwhile, are to honor their wives (</w:t>
+        <w:t>). At the same time, husbands should honor their wives (</w:t>
       </w:r>
       <w:hyperlink r:id="rId28">
         <w:r>
@@ -611,7 +681,21 @@
         <w:rPr>
           <w:lang w:val="en_US" w:bidi="en_US"/>
         </w:rPr>
-        <w:t>). This section ends with general exhortations to behavior that God rewards (</w:t>
+        <w:t xml:space="preserve">). </w:t>
+      </w:r>
+    </w:p>
+    <w:p>
+      <w:pPr/>
+      <w:r>
+        <w:rPr>
+          <w:lang w:val="en_US" w:bidi="en_US"/>
+        </w:rPr>
+      </w:r>
+      <w:r>
+        <w:rPr>
+          <w:lang w:val="en_US" w:bidi="en_US"/>
+        </w:rPr>
+        <w:t>This section ends with general instructions about the kind of behavior that God rewards (</w:t>
       </w:r>
       <w:hyperlink r:id="rId29">
         <w:r>
@@ -654,14 +738,14 @@
             <w:color w:val="0000EE"/>
             <w:u w:val="single"/>
           </w:rPr>
-          <w:t>3:13–4:11</w:t>
+          <w:t>1 Peter 3:13–4:11</w:t>
         </w:r>
       </w:hyperlink>
       <w:r>
         <w:rPr>
           <w:lang w:val="en_US" w:bidi="en_US"/>
         </w:rPr>
-        <w:t>) begins with a challenge to respond to social pressures with honorable and respectful behavior, even when it results in abuse (</w:t>
+        <w:t>) begins by urging believers to respond to social pressure with honorable and respectful behavior, even when others treat them badly (</w:t>
       </w:r>
       <w:hyperlink r:id="rId31">
         <w:r>
@@ -679,7 +763,21 @@
         <w:rPr>
           <w:lang w:val="en_US" w:bidi="en_US"/>
         </w:rPr>
-        <w:t>). Peter reminds his readers that the hope of redemption is secure because of Christ’s life, death, resurrection, and ascension (</w:t>
+        <w:t xml:space="preserve">). </w:t>
+      </w:r>
+    </w:p>
+    <w:p>
+      <w:pPr/>
+      <w:r>
+        <w:rPr>
+          <w:lang w:val="en_US" w:bidi="en_US"/>
+        </w:rPr>
+      </w:r>
+      <w:r>
+        <w:rPr>
+          <w:lang w:val="en_US" w:bidi="en_US"/>
+        </w:rPr>
+        <w:t xml:space="preserve">Peter reminds his readers that their hope of redemption (God rescuing them from sin and death) is secure. This hope rests on Christ’s life, death, resurrection, and ascension (his return to heaven; see </w:t>
       </w:r>
       <w:hyperlink r:id="rId32">
         <w:r>
@@ -697,7 +795,21 @@
         <w:rPr>
           <w:lang w:val="en_US" w:bidi="en_US"/>
         </w:rPr>
-        <w:t>). Peter renews his call to abandon the ways and values of the world (</w:t>
+        <w:t>).</w:t>
+      </w:r>
+    </w:p>
+    <w:p>
+      <w:pPr/>
+      <w:r>
+        <w:rPr>
+          <w:lang w:val="en_US" w:bidi="en_US"/>
+        </w:rPr>
+      </w:r>
+      <w:r>
+        <w:rPr>
+          <w:lang w:val="en_US" w:bidi="en_US"/>
+        </w:rPr>
+        <w:t>Peter again calls believers to reject the ways and values of the world (</w:t>
       </w:r>
       <w:hyperlink r:id="rId33">
         <w:r>
@@ -715,7 +827,7 @@
         <w:rPr>
           <w:lang w:val="en_US" w:bidi="en_US"/>
         </w:rPr>
-        <w:t>) and concludes with various exhortations (</w:t>
+        <w:t>). He ends the section with several instructions about how Christians should live (</w:t>
       </w:r>
       <w:hyperlink r:id="rId34">
         <w:r>
@@ -758,14 +870,14 @@
             <w:color w:val="0000EE"/>
             <w:u w:val="single"/>
           </w:rPr>
-          <w:t>4:12–5:11</w:t>
+          <w:t>1 Peter 4:12–5:11</w:t>
         </w:r>
       </w:hyperlink>
       <w:r>
         <w:rPr>
           <w:lang w:val="en_US" w:bidi="en_US"/>
         </w:rPr>
-        <w:t>) opens with a final call to stand firm in the midst of suffering (</w:t>
+        <w:t>) begins with a final call to stand firm during suffering (</w:t>
       </w:r>
       <w:hyperlink r:id="rId36">
         <w:r>
@@ -783,7 +895,21 @@
         <w:rPr>
           <w:lang w:val="en_US" w:bidi="en_US"/>
         </w:rPr>
-        <w:t>). Peter then concludes with a charge to elders (</w:t>
+        <w:t xml:space="preserve">). </w:t>
+      </w:r>
+    </w:p>
+    <w:p>
+      <w:pPr/>
+      <w:r>
+        <w:rPr>
+          <w:lang w:val="en_US" w:bidi="en_US"/>
+        </w:rPr>
+      </w:r>
+      <w:r>
+        <w:rPr>
+          <w:lang w:val="en_US" w:bidi="en_US"/>
+        </w:rPr>
+        <w:t>Peter then gives instructions to elders (</w:t>
       </w:r>
       <w:hyperlink r:id="rId37">
         <w:r>
@@ -819,7 +945,7 @@
         <w:rPr>
           <w:lang w:val="en_US" w:bidi="en_US"/>
         </w:rPr>
-        <w:t>), and the church at large (</w:t>
+        <w:t>), and the whole church (</w:t>
       </w:r>
       <w:hyperlink r:id="rId39">
         <w:r>
@@ -837,7 +963,21 @@
         <w:rPr>
           <w:lang w:val="en_US" w:bidi="en_US"/>
         </w:rPr>
-        <w:t>). The letter ends with customary greetings (</w:t>
+        <w:t xml:space="preserve">). </w:t>
+      </w:r>
+    </w:p>
+    <w:p>
+      <w:pPr/>
+      <w:r>
+        <w:rPr>
+          <w:lang w:val="en_US" w:bidi="en_US"/>
+        </w:rPr>
+      </w:r>
+      <w:r>
+        <w:rPr>
+          <w:lang w:val="en_US" w:bidi="en_US"/>
+        </w:rPr>
+        <w:t>The letter ends with the usual greetings (</w:t>
       </w:r>
       <w:hyperlink r:id="rId40">
         <w:r>
@@ -880,7 +1020,21 @@
         <w:rPr>
           <w:lang w:val="en_US" w:bidi="en_US"/>
         </w:rPr>
-        <w:t>The opening verse of the letter identifies the author as the apostle Peter and the recipients as “God’s chosen people” living in “the provinces of Pontus, Galatia, Cappadocia, Asia, and Bithynia“.” These Roman provinces occupied the northern portion of Asia Minor, the peninsula that today forms most of Turkey. We have no record of Peter’s visiting this area, nor does the letter indicate such a visit. In fact, we have little information about Peter’s movements and activities after his initial days of ministry in Jerusalem and Judea (</w:t>
+        <w:t>The opening verse names the author as the apostle Peter. It also names the readers as "the elect" (God's chosen people) who lived in "Pontus, Galatia, Cappadocia, Asia, and Bithynia." These Roman provinces were in the northern part of Asia Minor. Today, this peninsula makes up most of Turkey.</w:t>
+      </w:r>
+    </w:p>
+    <w:p>
+      <w:pPr/>
+      <w:r>
+        <w:rPr>
+          <w:lang w:val="en_US" w:bidi="en_US"/>
+        </w:rPr>
+      </w:r>
+      <w:r>
+        <w:rPr>
+          <w:lang w:val="en_US" w:bidi="en_US"/>
+        </w:rPr>
+        <w:t>We have no record that Peter visited this area. The letter also does not say that he visited it. In fact, we know little about where Peter went or what he did after his early ministry in Jerusalem and Judea (</w:t>
       </w:r>
       <w:hyperlink r:id="rId41">
         <w:r>
@@ -898,7 +1052,33 @@
         <w:rPr>
           <w:lang w:val="en_US" w:bidi="en_US"/>
         </w:rPr>
-        <w:t>). Luke tells us that after being miraculously rescued from prison, Peter “went to another place” (</w:t>
+        <w:t xml:space="preserve">). </w:t>
+      </w:r>
+    </w:p>
+    <w:p>
+      <w:pPr/>
+      <w:r>
+        <w:rPr>
+          <w:lang w:val="en_US" w:bidi="en_US"/>
+        </w:rPr>
+      </w:r>
+      <w:r>
+        <w:rPr>
+          <w:lang w:val="en_US" w:bidi="en_US"/>
+        </w:rPr>
+        <w:t>Luke says that after God rescued Peter from prison in a miraculous way, Peter "</w:t>
+      </w:r>
+      <w:r>
+        <w:rPr>
+          <w:lang w:val="en_US" w:bidi="en_US"/>
+        </w:rPr>
+        <w:t>left for another place</w:t>
+      </w:r>
+      <w:r>
+        <w:rPr>
+          <w:lang w:val="en_US" w:bidi="en_US"/>
+        </w:rPr>
+        <w:t>" (</w:t>
       </w:r>
       <w:hyperlink r:id="rId42">
         <w:r>
@@ -916,7 +1096,21 @@
         <w:rPr>
           <w:lang w:val="en_US" w:bidi="en_US"/>
         </w:rPr>
-        <w:t>). Speculations abound, but we simply don’t know where he went. Peter was back for the council in Jerusalem (</w:t>
+        <w:t>). Many people have guessed where he went, but we do not know.</w:t>
+      </w:r>
+    </w:p>
+    <w:p>
+      <w:pPr/>
+      <w:r>
+        <w:rPr>
+          <w:lang w:val="en_US" w:bidi="en_US"/>
+        </w:rPr>
+      </w:r>
+      <w:r>
+        <w:rPr>
+          <w:lang w:val="en_US" w:bidi="en_US"/>
+        </w:rPr>
+        <w:t>Peter returned for the council in Jerusalem (</w:t>
       </w:r>
       <w:hyperlink r:id="rId43">
         <w:r>
@@ -934,7 +1128,7 @@
         <w:rPr>
           <w:lang w:val="en_US" w:bidi="en_US"/>
         </w:rPr>
-        <w:t xml:space="preserve">; AD 49~50) and apparently spent some time ministering in Corinth (see </w:t>
+        <w:t xml:space="preserve">). . This council took place around AD 49–50. Peter also seems to have spent some time serving in Corinth (see </w:t>
       </w:r>
       <w:hyperlink r:id="rId44">
         <w:r>
@@ -945,7 +1139,7 @@
             <w:color w:val="0000EE"/>
             <w:u w:val="single"/>
           </w:rPr>
-          <w:t>1 Cor 1:12</w:t>
+          <w:t>1 Corinthians 1:12</w:t>
         </w:r>
       </w:hyperlink>
       <w:r>
@@ -981,25 +1175,14 @@
             <w:color w:val="0000EE"/>
             <w:u w:val="single"/>
           </w:rPr>
-          <w:t>Gal 2:11–16</w:t>
+          <w:t>Galatians 2:11–16</w:t>
         </w:r>
       </w:hyperlink>
       <w:r>
         <w:rPr>
           <w:lang w:val="en_US" w:bidi="en_US"/>
         </w:rPr>
-        <w:t>). Christian tradition places Peter in Rome at the end of his life, where he suffered a martyr’s death at the hands of the emperor Nero (probably AD 64 or 65).</w:t>
-      </w:r>
-    </w:p>
-    <w:p>
-      <w:pPr>
-        <w:pStyle w:val="Heading2"/>
-      </w:pPr>
-      <w:r>
-        <w:rPr>
-          <w:lang w:val="en_US" w:bidi="en_US"/>
-        </w:rPr>
-        <w:t>Place and Date of Writing</w:t>
+        <w:t xml:space="preserve">). </w:t>
       </w:r>
     </w:p>
     <w:p>
@@ -1013,7 +1196,44 @@
         <w:rPr>
           <w:lang w:val="en_US" w:bidi="en_US"/>
         </w:rPr>
-        <w:t>The apostle was evidently in Rome when he wrote this letter. “Your sister church here in Babylon” (</w:t>
+        <w:t>Christian tradition says that Peter was in Rome near the end of his life. It also says that he died there as a martyr, a person killed because of faithfulness to Christ. This likely happened under the emperor Nero, probably in AD 64 or 65.</w:t>
+      </w:r>
+    </w:p>
+    <w:p>
+      <w:pPr>
+        <w:pStyle w:val="Heading2"/>
+      </w:pPr>
+      <w:r>
+        <w:rPr>
+          <w:lang w:val="en_US" w:bidi="en_US"/>
+        </w:rPr>
+        <w:t>Place and Date of Writing</w:t>
+      </w:r>
+    </w:p>
+    <w:p>
+      <w:pPr/>
+      <w:r>
+        <w:rPr>
+          <w:lang w:val="en_US" w:bidi="en_US"/>
+        </w:rPr>
+      </w:r>
+      <w:r>
+        <w:rPr>
+          <w:lang w:val="en_US" w:bidi="en_US"/>
+        </w:rPr>
+        <w:t>Peter was probably in Rome when he wrote this letter. The phrase “</w:t>
+      </w:r>
+      <w:r>
+        <w:rPr>
+          <w:lang w:val="en_US" w:bidi="en_US"/>
+        </w:rPr>
+        <w:t>The church in Babylon"</w:t>
+      </w:r>
+      <w:r>
+        <w:rPr>
+          <w:lang w:val="en_US" w:bidi="en_US"/>
+        </w:rPr>
+        <w:t xml:space="preserve"> most likely refers to the church in Rome (</w:t>
       </w:r>
       <w:hyperlink r:id="rId47">
         <w:r>
@@ -1031,54 +1251,7 @@
         <w:rPr>
           <w:lang w:val="en_US" w:bidi="en_US"/>
         </w:rPr>
-        <w:t xml:space="preserve">) is almost certainly a reference to the church in Rome. The ancient city of Babylon, well-known from later Old Testament books, was small and insignificant in Peter’s day (the first century AD), and it would be surprising if Peter had ever traveled so far east. But because the ancient city of Babylon had been so dominant in the 600s–500s BC, the name came to symbolize the center of world power and cultural influence. The book of Revelation thus uses Babylon as a code word for Rome (see </w:t>
-      </w:r>
-      <w:hyperlink r:id="rId48">
-        <w:r>
-          <w:rPr>
-            <w:lang w:val="en_US" w:bidi="en_US"/>
-          </w:rPr>
-          <w:rPr>
-            <w:color w:val="0000EE"/>
-            <w:u w:val="single"/>
-          </w:rPr>
-          <w:t>Rev 17:5</w:t>
-        </w:r>
-      </w:hyperlink>
-      <w:r>
-        <w:rPr>
-          <w:lang w:val="en_US" w:bidi="en_US"/>
-        </w:rPr>
-        <w:t xml:space="preserve">), and Peter was probably doing the same. If Peter wrote this letter from Rome, then it was probably written toward the end of his life. This supposition is confirmed by the presence of Mark with Peter (see </w:t>
-      </w:r>
-      <w:hyperlink r:id="rId47">
-        <w:r>
-          <w:rPr>
-            <w:lang w:val="en_US" w:bidi="en_US"/>
-          </w:rPr>
-          <w:rPr>
-            <w:color w:val="0000EE"/>
-            <w:u w:val="single"/>
-          </w:rPr>
-          <w:t>1 Pet 5:13</w:t>
-        </w:r>
-      </w:hyperlink>
-      <w:r>
-        <w:rPr>
-          <w:lang w:val="en_US" w:bidi="en_US"/>
-        </w:rPr>
-        <w:t>). Christian tradition places Mark in Rome with Peter in the late 50s and early 60s AD. We can surmise, then, that Peter wrote this letter from Rome in the early 60s AD.</w:t>
-      </w:r>
-    </w:p>
-    <w:p>
-      <w:pPr>
-        <w:pStyle w:val="Heading2"/>
-      </w:pPr>
-      <w:r>
-        <w:rPr>
-          <w:lang w:val="en_US" w:bidi="en_US"/>
-        </w:rPr>
-        <w:t>Occasion of Writing</w:t>
+        <w:t>). The ancient city of Babylon is well known from later Old Testament books. But in Peter’s time, the first century AD, Babylon was small and not politically important. It would also be surprising if Peter had traveled so far east.</w:t>
       </w:r>
     </w:p>
     <w:p>
@@ -1092,18 +1265,25 @@
         <w:rPr>
           <w:lang w:val="en_US" w:bidi="en_US"/>
         </w:rPr>
-        <w:t>Peter’s letter was motivated by the severe trials that the Christians in northern Asia Minor were experiencing. Attempts have sometimes been made to identify the situation and date of 1 Peter by connecting the letter to a known official persecution. The letter, however, does not suggest that the Christians were being subjected to an official, state-sponsored program of persecution. Most often, pressures came from the general populace, sometimes aided and abetted by local officials.</w:t>
-      </w:r>
-    </w:p>
-    <w:p>
-      <w:pPr>
-        <w:pStyle w:val="Heading2"/>
-      </w:pPr>
-      <w:r>
-        <w:rPr>
-          <w:lang w:val="en_US" w:bidi="en_US"/>
-        </w:rPr>
-        <w:t>Meaning and Message</w:t>
+        <w:t xml:space="preserve">However, Babylon had been a powerful city in the 600s and 500s BC. Because of this, its name came to stand for a center of world power and cultural influence. The book of Revelation uses Babylon as a code word for Rome (see </w:t>
+      </w:r>
+      <w:hyperlink r:id="rId48">
+        <w:r>
+          <w:rPr>
+            <w:lang w:val="en_US" w:bidi="en_US"/>
+          </w:rPr>
+          <w:rPr>
+            <w:color w:val="0000EE"/>
+            <w:u w:val="single"/>
+          </w:rPr>
+          <w:t>Revelation 17:5</w:t>
+        </w:r>
+      </w:hyperlink>
+      <w:r>
+        <w:rPr>
+          <w:lang w:val="en_US" w:bidi="en_US"/>
+        </w:rPr>
+        <w:t>). Peter was probably using the name in the same way.</w:t>
       </w:r>
     </w:p>
     <w:p>
@@ -1117,7 +1297,139 @@
         <w:rPr>
           <w:lang w:val="en_US" w:bidi="en_US"/>
         </w:rPr>
-        <w:t>First Peter encourages Christians to maintain a life of holiness in the midst of the pressures created by the non-Christian, and often anti-Christian, atmosphere in which they live. Peter pursues three key ideas. First, believers must understand that we have experienced the salvation that God promised through his prophets and which the angels are “eagerly watching” (</w:t>
+        <w:t xml:space="preserve">If Peter wrote this letter from Rome, then he probably wrote it near the end of his life. Mark was also with Peter at this time (see </w:t>
+      </w:r>
+      <w:hyperlink r:id="rId47">
+        <w:r>
+          <w:rPr>
+            <w:lang w:val="en_US" w:bidi="en_US"/>
+          </w:rPr>
+          <w:rPr>
+            <w:color w:val="0000EE"/>
+            <w:u w:val="single"/>
+          </w:rPr>
+          <w:t>1 Peter 5:13</w:t>
+        </w:r>
+      </w:hyperlink>
+      <w:r>
+        <w:rPr>
+          <w:lang w:val="en_US" w:bidi="en_US"/>
+        </w:rPr>
+        <w:t>), which supports this view. Christian tradition says that Mark was with Peter in Rome in the late AD 50s and early AD 60s.</w:t>
+      </w:r>
+    </w:p>
+    <w:p>
+      <w:pPr/>
+      <w:r>
+        <w:rPr>
+          <w:lang w:val="en_US" w:bidi="en_US"/>
+        </w:rPr>
+      </w:r>
+      <w:r>
+        <w:rPr>
+          <w:lang w:val="en_US" w:bidi="en_US"/>
+        </w:rPr>
+        <w:t>So Peter likely wrote this letter from Rome in the early AD 60s.</w:t>
+      </w:r>
+    </w:p>
+    <w:p>
+      <w:pPr>
+        <w:pStyle w:val="Heading2"/>
+      </w:pPr>
+      <w:r>
+        <w:rPr>
+          <w:lang w:val="en_US" w:bidi="en_US"/>
+        </w:rPr>
+        <w:t>Occasion of Writing</w:t>
+      </w:r>
+    </w:p>
+    <w:p>
+      <w:pPr/>
+      <w:r>
+        <w:rPr>
+          <w:lang w:val="en_US" w:bidi="en_US"/>
+        </w:rPr>
+      </w:r>
+      <w:r>
+        <w:rPr>
+          <w:lang w:val="en_US" w:bidi="en_US"/>
+        </w:rPr>
+        <w:t>Peter wrote his letter because Christians in northern Asia Minor were facing severe trials. Some people have tried to connect 1 Peter to a known official persecution. But the letter does not say that the Roman government was carrying out an official program of persecution against Christians.</w:t>
+      </w:r>
+    </w:p>
+    <w:p>
+      <w:pPr/>
+      <w:r>
+        <w:rPr>
+          <w:lang w:val="en_US" w:bidi="en_US"/>
+        </w:rPr>
+      </w:r>
+      <w:r>
+        <w:rPr>
+          <w:lang w:val="en_US" w:bidi="en_US"/>
+        </w:rPr>
+        <w:t>Instead, most pressure came from the local people. At times, local officials may have helped or supported this mistreatment.</w:t>
+      </w:r>
+    </w:p>
+    <w:p>
+      <w:pPr>
+        <w:pStyle w:val="Heading2"/>
+      </w:pPr>
+      <w:r>
+        <w:rPr>
+          <w:lang w:val="en_US" w:bidi="en_US"/>
+        </w:rPr>
+        <w:t>Meaning and Message</w:t>
+      </w:r>
+    </w:p>
+    <w:p>
+      <w:pPr/>
+      <w:r>
+        <w:rPr>
+          <w:lang w:val="en_US" w:bidi="en_US"/>
+        </w:rPr>
+      </w:r>
+      <w:r>
+        <w:rPr>
+          <w:lang w:val="en_US" w:bidi="en_US"/>
+        </w:rPr>
+        <w:t>First Peter encourages Christians to live holy lives, even when they face pressure from people who do not follow Christ or who are against Christians.</w:t>
+      </w:r>
+    </w:p>
+    <w:p>
+      <w:pPr/>
+      <w:r>
+        <w:rPr>
+          <w:lang w:val="en_US" w:bidi="en_US"/>
+        </w:rPr>
+      </w:r>
+      <w:r>
+        <w:rPr>
+          <w:lang w:val="en_US" w:bidi="en_US"/>
+        </w:rPr>
+        <w:t xml:space="preserve">Peter develops three main ideas: </w:t>
+      </w:r>
+    </w:p>
+    <w:p>
+      <w:pPr>
+        <w:pStyle w:val="ListNumber"/>
+        <w:numPr>
+          <w:ilvl w:val="0"/>
+          <w:numId w:val="14"/>
+        </w:numPr>
+        <w:spacing w:line="240" w:lineRule="auto"/>
+        <w:ind w:left="720"/>
+      </w:pPr>
+      <w:r>
+        <w:rPr>
+          <w:lang w:val="en_US" w:bidi="en_US"/>
+        </w:rPr>
+      </w:r>
+      <w:r>
+        <w:rPr>
+          <w:lang w:val="en_US" w:bidi="en_US"/>
+        </w:rPr>
+        <w:t>Believers need to understand what God has done for them. They have received the salvation that God promised through his prophets. This salvation is something even the angels are eagerly watching (</w:t>
       </w:r>
       <w:hyperlink r:id="rId49">
         <w:r>
@@ -1171,7 +1483,14 @@
         <w:rPr>
           <w:lang w:val="en_US" w:bidi="en_US"/>
         </w:rPr>
-        <w:t>). We are God’s own children (</w:t>
+        <w:t xml:space="preserve">). </w:t>
+        <w:br/>
+      </w:r>
+      <w:r>
+        <w:rPr>
+          <w:lang w:val="en_US" w:bidi="en_US"/>
+        </w:rPr>
+        <w:t>Believers are God’s children(</w:t>
       </w:r>
       <w:hyperlink r:id="rId52">
         <w:r>
@@ -1189,7 +1508,7 @@
         <w:rPr>
           <w:lang w:val="en_US" w:bidi="en_US"/>
         </w:rPr>
-        <w:t>), born again through God’s powerful word (</w:t>
+        <w:t>). They have been born again through God’s powerful word (</w:t>
       </w:r>
       <w:hyperlink r:id="rId53">
         <w:r>
@@ -1207,7 +1526,7 @@
         <w:rPr>
           <w:lang w:val="en_US" w:bidi="en_US"/>
         </w:rPr>
-        <w:t>). We are the stones that God is using to construct a new, spiritual temple (</w:t>
+        <w:t>). They are like stones that God is using to build a new spiritual temple, a place where God is worshiped (</w:t>
       </w:r>
       <w:hyperlink r:id="rId54">
         <w:r>
@@ -1225,7 +1544,7 @@
         <w:rPr>
           <w:lang w:val="en_US" w:bidi="en_US"/>
         </w:rPr>
-        <w:t>) and a chosen people called out of darkness into light (</w:t>
+        <w:t>). They are also a chosen people whom God has called out of darkness and into light (</w:t>
       </w:r>
       <w:hyperlink r:id="rId55">
         <w:r>
@@ -1243,7 +1562,14 @@
         <w:rPr>
           <w:lang w:val="en_US" w:bidi="en_US"/>
         </w:rPr>
-        <w:t>). Because we enjoy all these privileges, we have become foreigners and aliens in this world (</w:t>
+        <w:t>).</w:t>
+        <w:br/>
+      </w:r>
+      <w:r>
+        <w:rPr>
+          <w:lang w:val="en_US" w:bidi="en_US"/>
+        </w:rPr>
+        <w:t>Because believers have received these gifts, they are now like foreigners and strangers in this world (</w:t>
       </w:r>
       <w:hyperlink r:id="rId56">
         <w:r>
@@ -1297,21 +1623,25 @@
         <w:rPr>
           <w:lang w:val="en_US" w:bidi="en_US"/>
         </w:rPr>
-        <w:t>). Christians live in the world but do not belong to the world.</w:t>
+        <w:t>). Christians live in the world, but they do not belong to the world.</w:t>
       </w:r>
     </w:p>
     <w:p>
-      <w:pPr/>
-      <w:r>
-        <w:rPr>
-          <w:lang w:val="en_US" w:bidi="en_US"/>
-        </w:rPr>
-      </w:r>
-      <w:r>
-        <w:rPr>
-          <w:lang w:val="en_US" w:bidi="en_US"/>
-        </w:rPr>
-        <w:t>The second key idea is that Christians, who are God’s people, need to pursue a lifestyle that embodies the values of heaven, not the values of this world. As God’s children, Christians need to imitate their Father and become holy, as he is holy (</w:t>
+      <w:pPr>
+        <w:pStyle w:val="ListNumber"/>
+        <w:spacing w:line="240" w:lineRule="auto"/>
+        <w:ind w:left="720"/>
+      </w:pPr>
+      <w:r>
+        <w:rPr>
+          <w:lang w:val="en_US" w:bidi="en_US"/>
+        </w:rPr>
+      </w:r>
+      <w:r>
+        <w:rPr>
+          <w:lang w:val="en_US" w:bidi="en_US"/>
+        </w:rPr>
+        <w:t>Christians are God’s people. So they should live in a way that shows the values of heaven, not the values of this world. As God’s children, Christians should follow the example of their Father. They should become holy, because God is holy (</w:t>
       </w:r>
       <w:hyperlink r:id="rId59">
         <w:r>
@@ -1329,7 +1659,14 @@
         <w:rPr>
           <w:lang w:val="en_US" w:bidi="en_US"/>
         </w:rPr>
-        <w:t>). We need to love each other (</w:t>
+        <w:t xml:space="preserve">). </w:t>
+        <w:br/>
+      </w:r>
+      <w:r>
+        <w:rPr>
+          <w:lang w:val="en_US" w:bidi="en_US"/>
+        </w:rPr>
+        <w:t>hristians should also love one anothe (</w:t>
       </w:r>
       <w:hyperlink r:id="rId60">
         <w:r>
@@ -1347,7 +1684,7 @@
         <w:rPr>
           <w:lang w:val="en_US" w:bidi="en_US"/>
         </w:rPr>
-        <w:t>) and have respect for authorities. Peter sums all this up in his call to “do good,” even and especially to those who abuse and cause difficulty (</w:t>
+        <w:t>). and respect those in authority. Peter summarizes this by calling Christians to "to do good." They should do good even to people who mistreat them and make life difficult for them(</w:t>
       </w:r>
       <w:hyperlink r:id="rId61">
         <w:r>
@@ -1387,17 +1724,21 @@
       </w:r>
     </w:p>
     <w:p>
-      <w:pPr/>
-      <w:r>
-        <w:rPr>
-          <w:lang w:val="en_US" w:bidi="en_US"/>
-        </w:rPr>
-      </w:r>
-      <w:r>
-        <w:rPr>
-          <w:lang w:val="en_US" w:bidi="en_US"/>
-        </w:rPr>
-        <w:t>The third key idea is that believers have become a holy people because of Christ. Jesus’ death and resurrection provide the foundation for our new identity (</w:t>
+      <w:pPr>
+        <w:pStyle w:val="ListNumber"/>
+        <w:spacing w:line="240" w:lineRule="auto"/>
+        <w:ind w:left="720"/>
+      </w:pPr>
+      <w:r>
+        <w:rPr>
+          <w:lang w:val="en_US" w:bidi="en_US"/>
+        </w:rPr>
+      </w:r>
+      <w:r>
+        <w:rPr>
+          <w:lang w:val="en_US" w:bidi="en_US"/>
+        </w:rPr>
+        <w:t>Believers have become a holy people because of Christ. The death and resurrection of Jesus are the foundation of their new identity (</w:t>
       </w:r>
       <w:hyperlink r:id="rId63">
         <w:r>
@@ -1433,7 +1774,7 @@
         <w:rPr>
           <w:lang w:val="en_US" w:bidi="en_US"/>
         </w:rPr>
-        <w:t>), and his victory over evil powers gives us hope and confidence (</w:t>
+        <w:t>). His victory over evil powers gives them hope and confidence (</w:t>
       </w:r>
       <w:hyperlink r:id="rId19">
         <w:r>
@@ -1469,7 +1810,14 @@
         <w:rPr>
           <w:lang w:val="en_US" w:bidi="en_US"/>
         </w:rPr>
-        <w:t>). Christ provided for our salvation and our holiness and has also given us an example to imitate. Christ did not retaliate when he was criticized, persecuted, and even executed (</w:t>
+        <w:t xml:space="preserve">). </w:t>
+        <w:br/>
+      </w:r>
+      <w:r>
+        <w:rPr>
+          <w:lang w:val="en_US" w:bidi="en_US"/>
+        </w:rPr>
+        <w:t>Christ made salvation and holiness possible for them. He also gave them an example to follow. Christ did not fight back when people criticized him, persecuted him, and even killed him (</w:t>
       </w:r>
       <w:hyperlink r:id="rId66">
         <w:r>
@@ -1487,7 +1835,7 @@
         <w:rPr>
           <w:lang w:val="en_US" w:bidi="en_US"/>
         </w:rPr>
-        <w:t>). We are to follow in his footsteps, refuse to retaliate, and use our trials as an occasion to testify about the grace and power of God.</w:t>
+        <w:t>). Christians should follow his example. They should not seek revenge. Instead, they should use their trials as a chance to speak about the grace and power of God.</w:t>
       </w:r>
       <w:r>
         <w:rPr>
@@ -3389,6 +3737,12 @@
   </w:num>
   <w:num w:numId="13" w16cid:durableId="592781308">
     <w:abstractNumId w:val="11"/>
+  </w:num>
+  <w:num w:numId="14">
+    <w:abstractNumId w:val="3"/>
+    <w:lvlOverride w:ilvl="0">
+      <w:startOverride w:val="1"/>
+    </w:lvlOverride>
   </w:num>
   <w:numIdMacAtCleanup w:val="10"/>
 </w:numbering>

--- a/eng/docx/60.content.docx
+++ b/eng/docx/60.content.docx
@@ -19,7 +19,7 @@
         <w:rPr>
           <w:lang w:val="en_US" w:bidi="en_US"/>
         </w:rPr>
-        <w:t>Resource: Tyndale Open Study Notes</w:t>
+        <w:t>Resource: Aquifer Open Study Notes (Book Intros)</w:t>
       </w:r>
       <w:r>
         <w:rPr>
@@ -112,7 +112,7 @@
         <w:rPr>
           <w:lang w:val="en_US" w:bidi="en_US"/>
         </w:rPr>
-        <w:t>Tyndale Open Study Notes</w:t>
+        <w:t>Aquifer Open Study Notes (Book Intros)</w:t>
       </w:r>
     </w:p>
     <w:p>

--- a/eng/docx/60.content.docx
+++ b/eng/docx/60.content.docx
@@ -286,72 +286,48 @@
         </w:rPr>
         <w:t>First Peter speaks to this situation. Believers were suffering through very hard trials (</w:t>
       </w:r>
-      <w:hyperlink r:id="rId13">
-        <w:r>
-          <w:rPr>
-            <w:lang w:val="en_US" w:bidi="en_US"/>
-          </w:rPr>
-          <w:rPr>
-            <w:color w:val="0000EE"/>
-            <w:u w:val="single"/>
-          </w:rPr>
-          <w:t>1 Peter 1:6</w:t>
-        </w:r>
-      </w:hyperlink>
+      <w:r>
+        <w:rPr>
+          <w:lang w:val="en_US" w:bidi="en_US"/>
+        </w:rPr>
+        <w:t>1 Peter 1:6</w:t>
+      </w:r>
       <w:r>
         <w:rPr>
           <w:lang w:val="en_US" w:bidi="en_US"/>
         </w:rPr>
         <w:t xml:space="preserve">; </w:t>
       </w:r>
-      <w:hyperlink r:id="rId14">
-        <w:r>
-          <w:rPr>
-            <w:lang w:val="en_US" w:bidi="en_US"/>
-          </w:rPr>
-          <w:rPr>
-            <w:color w:val="0000EE"/>
-            <w:u w:val="single"/>
-          </w:rPr>
-          <w:t>4:12</w:t>
-        </w:r>
-      </w:hyperlink>
+      <w:r>
+        <w:rPr>
+          <w:lang w:val="en_US" w:bidi="en_US"/>
+        </w:rPr>
+        <w:t>4:12</w:t>
+      </w:r>
       <w:r>
         <w:rPr>
           <w:lang w:val="en_US" w:bidi="en_US"/>
         </w:rPr>
         <w:t>). Other people were saying evil things about them (</w:t>
       </w:r>
-      <w:hyperlink r:id="rId15">
-        <w:r>
-          <w:rPr>
-            <w:lang w:val="en_US" w:bidi="en_US"/>
-          </w:rPr>
-          <w:rPr>
-            <w:color w:val="0000EE"/>
-            <w:u w:val="single"/>
-          </w:rPr>
-          <w:t>4:4</w:t>
-        </w:r>
-      </w:hyperlink>
+      <w:r>
+        <w:rPr>
+          <w:lang w:val="en_US" w:bidi="en_US"/>
+        </w:rPr>
+        <w:t>4:4</w:t>
+      </w:r>
       <w:r>
         <w:rPr>
           <w:lang w:val="en_US" w:bidi="en_US"/>
         </w:rPr>
         <w:t xml:space="preserve">; see </w:t>
       </w:r>
-      <w:hyperlink r:id="rId16">
-        <w:r>
-          <w:rPr>
-            <w:lang w:val="en_US" w:bidi="en_US"/>
-          </w:rPr>
-          <w:rPr>
-            <w:color w:val="0000EE"/>
-            <w:u w:val="single"/>
-          </w:rPr>
-          <w:t>3:16</w:t>
-        </w:r>
-      </w:hyperlink>
+      <w:r>
+        <w:rPr>
+          <w:lang w:val="en_US" w:bidi="en_US"/>
+        </w:rPr>
+        <w:t>3:16</w:t>
+      </w:r>
       <w:r>
         <w:rPr>
           <w:lang w:val="en_US" w:bidi="en_US"/>
@@ -411,54 +387,36 @@
         </w:rPr>
         <w:t>After the usual opening of a letter(</w:t>
       </w:r>
-      <w:hyperlink r:id="rId17">
-        <w:r>
-          <w:rPr>
-            <w:lang w:val="en_US" w:bidi="en_US"/>
-          </w:rPr>
-          <w:rPr>
-            <w:color w:val="0000EE"/>
-            <w:u w:val="single"/>
-          </w:rPr>
-          <w:t>1 Peter 1:1–2</w:t>
-        </w:r>
-      </w:hyperlink>
+      <w:r>
+        <w:rPr>
+          <w:lang w:val="en_US" w:bidi="en_US"/>
+        </w:rPr>
+        <w:t>1 Peter 1:1–2</w:t>
+      </w:r>
       <w:r>
         <w:rPr>
           <w:lang w:val="en_US" w:bidi="en_US"/>
         </w:rPr>
         <w:t>), Peter begins the first section (</w:t>
       </w:r>
-      <w:hyperlink r:id="rId18">
-        <w:r>
-          <w:rPr>
-            <w:lang w:val="en_US" w:bidi="en_US"/>
-          </w:rPr>
-          <w:rPr>
-            <w:color w:val="0000EE"/>
-            <w:u w:val="single"/>
-          </w:rPr>
-          <w:t>1 Peter 1:3–2:12</w:t>
-        </w:r>
-      </w:hyperlink>
+      <w:r>
+        <w:rPr>
+          <w:lang w:val="en_US" w:bidi="en_US"/>
+        </w:rPr>
+        <w:t>1 Peter 1:3–2:12</w:t>
+      </w:r>
       <w:r>
         <w:rPr>
           <w:lang w:val="en_US" w:bidi="en_US"/>
         </w:rPr>
         <w:t>). by encouraging his readers. Their suffering is painful, but it is temporary. God can use it to strengthen their faith and prepare them to receive salvation (</w:t>
       </w:r>
-      <w:hyperlink r:id="rId19">
-        <w:r>
-          <w:rPr>
-            <w:lang w:val="en_US" w:bidi="en_US"/>
-          </w:rPr>
-          <w:rPr>
-            <w:color w:val="0000EE"/>
-            <w:u w:val="single"/>
-          </w:rPr>
-          <w:t>1:3–9</w:t>
-        </w:r>
-      </w:hyperlink>
+      <w:r>
+        <w:rPr>
+          <w:lang w:val="en_US" w:bidi="en_US"/>
+        </w:rPr>
+        <w:t>1:3–9</w:t>
+      </w:r>
       <w:r>
         <w:rPr>
           <w:lang w:val="en_US" w:bidi="en_US"/>
@@ -479,36 +437,24 @@
         </w:rPr>
         <w:t>This salvation is very great. The prophets spoke about it before it came, and angels desire to understand it (</w:t>
       </w:r>
-      <w:hyperlink r:id="rId20">
-        <w:r>
-          <w:rPr>
-            <w:lang w:val="en_US" w:bidi="en_US"/>
-          </w:rPr>
-          <w:rPr>
-            <w:color w:val="0000EE"/>
-            <w:u w:val="single"/>
-          </w:rPr>
-          <w:t>1:10–12</w:t>
-        </w:r>
-      </w:hyperlink>
+      <w:r>
+        <w:rPr>
+          <w:lang w:val="en_US" w:bidi="en_US"/>
+        </w:rPr>
+        <w:t>1:10–12</w:t>
+      </w:r>
       <w:r>
         <w:rPr>
           <w:lang w:val="en_US" w:bidi="en_US"/>
         </w:rPr>
         <w:t>). Because God gave this gift, believers should live holy lives. They should remember the great cost God paid to save them (</w:t>
       </w:r>
-      <w:hyperlink r:id="rId21">
-        <w:r>
-          <w:rPr>
-            <w:lang w:val="en_US" w:bidi="en_US"/>
-          </w:rPr>
-          <w:rPr>
-            <w:color w:val="0000EE"/>
-            <w:u w:val="single"/>
-          </w:rPr>
-          <w:t>1:13–21</w:t>
-        </w:r>
-      </w:hyperlink>
+      <w:r>
+        <w:rPr>
+          <w:lang w:val="en_US" w:bidi="en_US"/>
+        </w:rPr>
+        <w:t>1:13–21</w:t>
+      </w:r>
       <w:r>
         <w:rPr>
           <w:lang w:val="en_US" w:bidi="en_US"/>
@@ -529,36 +475,24 @@
         </w:rPr>
         <w:t>The first section ends with a call to love other Christians and be patient with them (</w:t>
       </w:r>
-      <w:hyperlink r:id="rId22">
-        <w:r>
-          <w:rPr>
-            <w:lang w:val="en_US" w:bidi="en_US"/>
-          </w:rPr>
-          <w:rPr>
-            <w:color w:val="0000EE"/>
-            <w:u w:val="single"/>
-          </w:rPr>
-          <w:t>1:22–2:3</w:t>
-        </w:r>
-      </w:hyperlink>
+      <w:r>
+        <w:rPr>
+          <w:lang w:val="en_US" w:bidi="en_US"/>
+        </w:rPr>
+        <w:t>1:22–2:3</w:t>
+      </w:r>
       <w:r>
         <w:rPr>
           <w:lang w:val="en_US" w:bidi="en_US"/>
         </w:rPr>
         <w:t>). Peter also reminds believers that they are God’s new covenant people (</w:t>
       </w:r>
-      <w:hyperlink r:id="rId23">
-        <w:r>
-          <w:rPr>
-            <w:lang w:val="en_US" w:bidi="en_US"/>
-          </w:rPr>
-          <w:rPr>
-            <w:color w:val="0000EE"/>
-            <w:u w:val="single"/>
-          </w:rPr>
-          <w:t>2:4–12</w:t>
-        </w:r>
-      </w:hyperlink>
+      <w:r>
+        <w:rPr>
+          <w:lang w:val="en_US" w:bidi="en_US"/>
+        </w:rPr>
+        <w:t>2:4–12</w:t>
+      </w:r>
       <w:r>
         <w:rPr>
           <w:lang w:val="en_US" w:bidi="en_US"/>
@@ -579,18 +513,12 @@
         </w:rPr>
         <w:t>The second part of the letter (</w:t>
       </w:r>
-      <w:hyperlink r:id="rId24">
-        <w:r>
-          <w:rPr>
-            <w:lang w:val="en_US" w:bidi="en_US"/>
-          </w:rPr>
-          <w:rPr>
-            <w:color w:val="0000EE"/>
-            <w:u w:val="single"/>
-          </w:rPr>
-          <w:t>1 Peter 2:13–3:12</w:t>
-        </w:r>
-      </w:hyperlink>
+      <w:r>
+        <w:rPr>
+          <w:lang w:val="en_US" w:bidi="en_US"/>
+        </w:rPr>
+        <w:t>1 Peter 2:13–3:12</w:t>
+      </w:r>
       <w:r>
         <w:rPr>
           <w:lang w:val="en_US" w:bidi="en_US"/>
@@ -611,72 +539,48 @@
         </w:rPr>
         <w:t>Christians should accept the authority of the government (</w:t>
       </w:r>
-      <w:hyperlink r:id="rId25">
-        <w:r>
-          <w:rPr>
-            <w:lang w:val="en_US" w:bidi="en_US"/>
-          </w:rPr>
-          <w:rPr>
-            <w:color w:val="0000EE"/>
-            <w:u w:val="single"/>
-          </w:rPr>
-          <w:t>2:13–17</w:t>
-        </w:r>
-      </w:hyperlink>
+      <w:r>
+        <w:rPr>
+          <w:lang w:val="en_US" w:bidi="en_US"/>
+        </w:rPr>
+        <w:t>2:13–17</w:t>
+      </w:r>
       <w:r>
         <w:rPr>
           <w:lang w:val="en_US" w:bidi="en_US"/>
         </w:rPr>
         <w:t>). Christian slaves should accept the authority of their masters (</w:t>
       </w:r>
-      <w:hyperlink r:id="rId26">
-        <w:r>
-          <w:rPr>
-            <w:lang w:val="en_US" w:bidi="en_US"/>
-          </w:rPr>
-          <w:rPr>
-            <w:color w:val="0000EE"/>
-            <w:u w:val="single"/>
-          </w:rPr>
-          <w:t>2:18–25</w:t>
-        </w:r>
-      </w:hyperlink>
+      <w:r>
+        <w:rPr>
+          <w:lang w:val="en_US" w:bidi="en_US"/>
+        </w:rPr>
+        <w:t>2:18–25</w:t>
+      </w:r>
       <w:r>
         <w:rPr>
           <w:lang w:val="en_US" w:bidi="en_US"/>
         </w:rPr>
         <w:t>). Christian wives should accept the authority of their husbands (</w:t>
       </w:r>
-      <w:hyperlink r:id="rId27">
-        <w:r>
-          <w:rPr>
-            <w:lang w:val="en_US" w:bidi="en_US"/>
-          </w:rPr>
-          <w:rPr>
-            <w:color w:val="0000EE"/>
-            <w:u w:val="single"/>
-          </w:rPr>
-          <w:t>3:1–6</w:t>
-        </w:r>
-      </w:hyperlink>
+      <w:r>
+        <w:rPr>
+          <w:lang w:val="en_US" w:bidi="en_US"/>
+        </w:rPr>
+        <w:t>3:1–6</w:t>
+      </w:r>
       <w:r>
         <w:rPr>
           <w:lang w:val="en_US" w:bidi="en_US"/>
         </w:rPr>
         <w:t>). At the same time, husbands should honor their wives (</w:t>
       </w:r>
-      <w:hyperlink r:id="rId28">
-        <w:r>
-          <w:rPr>
-            <w:lang w:val="en_US" w:bidi="en_US"/>
-          </w:rPr>
-          <w:rPr>
-            <w:color w:val="0000EE"/>
-            <w:u w:val="single"/>
-          </w:rPr>
-          <w:t>3:7</w:t>
-        </w:r>
-      </w:hyperlink>
+      <w:r>
+        <w:rPr>
+          <w:lang w:val="en_US" w:bidi="en_US"/>
+        </w:rPr>
+        <w:t>3:7</w:t>
+      </w:r>
       <w:r>
         <w:rPr>
           <w:lang w:val="en_US" w:bidi="en_US"/>
@@ -697,18 +601,12 @@
         </w:rPr>
         <w:t>This section ends with general instructions about the kind of behavior that God rewards (</w:t>
       </w:r>
-      <w:hyperlink r:id="rId29">
-        <w:r>
-          <w:rPr>
-            <w:lang w:val="en_US" w:bidi="en_US"/>
-          </w:rPr>
-          <w:rPr>
-            <w:color w:val="0000EE"/>
-            <w:u w:val="single"/>
-          </w:rPr>
-          <w:t>3:8–12</w:t>
-        </w:r>
-      </w:hyperlink>
+      <w:r>
+        <w:rPr>
+          <w:lang w:val="en_US" w:bidi="en_US"/>
+        </w:rPr>
+        <w:t>3:8–12</w:t>
+      </w:r>
       <w:r>
         <w:rPr>
           <w:lang w:val="en_US" w:bidi="en_US"/>
@@ -729,36 +627,24 @@
         </w:rPr>
         <w:t>The third section (</w:t>
       </w:r>
-      <w:hyperlink r:id="rId30">
-        <w:r>
-          <w:rPr>
-            <w:lang w:val="en_US" w:bidi="en_US"/>
-          </w:rPr>
-          <w:rPr>
-            <w:color w:val="0000EE"/>
-            <w:u w:val="single"/>
-          </w:rPr>
-          <w:t>1 Peter 3:13–4:11</w:t>
-        </w:r>
-      </w:hyperlink>
+      <w:r>
+        <w:rPr>
+          <w:lang w:val="en_US" w:bidi="en_US"/>
+        </w:rPr>
+        <w:t>1 Peter 3:13–4:11</w:t>
+      </w:r>
       <w:r>
         <w:rPr>
           <w:lang w:val="en_US" w:bidi="en_US"/>
         </w:rPr>
         <w:t>) begins by urging believers to respond to social pressure with honorable and respectful behavior, even when others treat them badly (</w:t>
       </w:r>
-      <w:hyperlink r:id="rId31">
-        <w:r>
-          <w:rPr>
-            <w:lang w:val="en_US" w:bidi="en_US"/>
-          </w:rPr>
-          <w:rPr>
-            <w:color w:val="0000EE"/>
-            <w:u w:val="single"/>
-          </w:rPr>
-          <w:t>3:13–17</w:t>
-        </w:r>
-      </w:hyperlink>
+      <w:r>
+        <w:rPr>
+          <w:lang w:val="en_US" w:bidi="en_US"/>
+        </w:rPr>
+        <w:t>3:13–17</w:t>
+      </w:r>
       <w:r>
         <w:rPr>
           <w:lang w:val="en_US" w:bidi="en_US"/>
@@ -779,18 +665,12 @@
         </w:rPr>
         <w:t xml:space="preserve">Peter reminds his readers that their hope of redemption (God rescuing them from sin and death) is secure. This hope rests on Christ’s life, death, resurrection, and ascension (his return to heaven; see </w:t>
       </w:r>
-      <w:hyperlink r:id="rId32">
-        <w:r>
-          <w:rPr>
-            <w:lang w:val="en_US" w:bidi="en_US"/>
-          </w:rPr>
-          <w:rPr>
-            <w:color w:val="0000EE"/>
-            <w:u w:val="single"/>
-          </w:rPr>
-          <w:t>3:18–22</w:t>
-        </w:r>
-      </w:hyperlink>
+      <w:r>
+        <w:rPr>
+          <w:lang w:val="en_US" w:bidi="en_US"/>
+        </w:rPr>
+        <w:t>3:18–22</w:t>
+      </w:r>
       <w:r>
         <w:rPr>
           <w:lang w:val="en_US" w:bidi="en_US"/>
@@ -811,36 +691,24 @@
         </w:rPr>
         <w:t>Peter again calls believers to reject the ways and values of the world (</w:t>
       </w:r>
-      <w:hyperlink r:id="rId33">
-        <w:r>
-          <w:rPr>
-            <w:lang w:val="en_US" w:bidi="en_US"/>
-          </w:rPr>
-          <w:rPr>
-            <w:color w:val="0000EE"/>
-            <w:u w:val="single"/>
-          </w:rPr>
-          <w:t>4:1–6</w:t>
-        </w:r>
-      </w:hyperlink>
+      <w:r>
+        <w:rPr>
+          <w:lang w:val="en_US" w:bidi="en_US"/>
+        </w:rPr>
+        <w:t>4:1–6</w:t>
+      </w:r>
       <w:r>
         <w:rPr>
           <w:lang w:val="en_US" w:bidi="en_US"/>
         </w:rPr>
         <w:t>). He ends the section with several instructions about how Christians should live (</w:t>
       </w:r>
-      <w:hyperlink r:id="rId34">
-        <w:r>
-          <w:rPr>
-            <w:lang w:val="en_US" w:bidi="en_US"/>
-          </w:rPr>
-          <w:rPr>
-            <w:color w:val="0000EE"/>
-            <w:u w:val="single"/>
-          </w:rPr>
-          <w:t>4:7–11</w:t>
-        </w:r>
-      </w:hyperlink>
+      <w:r>
+        <w:rPr>
+          <w:lang w:val="en_US" w:bidi="en_US"/>
+        </w:rPr>
+        <w:t>4:7–11</w:t>
+      </w:r>
       <w:r>
         <w:rPr>
           <w:lang w:val="en_US" w:bidi="en_US"/>
@@ -861,36 +729,24 @@
         </w:rPr>
         <w:t>The fourth section of the letter (</w:t>
       </w:r>
-      <w:hyperlink r:id="rId35">
-        <w:r>
-          <w:rPr>
-            <w:lang w:val="en_US" w:bidi="en_US"/>
-          </w:rPr>
-          <w:rPr>
-            <w:color w:val="0000EE"/>
-            <w:u w:val="single"/>
-          </w:rPr>
-          <w:t>1 Peter 4:12–5:11</w:t>
-        </w:r>
-      </w:hyperlink>
+      <w:r>
+        <w:rPr>
+          <w:lang w:val="en_US" w:bidi="en_US"/>
+        </w:rPr>
+        <w:t>1 Peter 4:12–5:11</w:t>
+      </w:r>
       <w:r>
         <w:rPr>
           <w:lang w:val="en_US" w:bidi="en_US"/>
         </w:rPr>
         <w:t>) begins with a final call to stand firm during suffering (</w:t>
       </w:r>
-      <w:hyperlink r:id="rId36">
-        <w:r>
-          <w:rPr>
-            <w:lang w:val="en_US" w:bidi="en_US"/>
-          </w:rPr>
-          <w:rPr>
-            <w:color w:val="0000EE"/>
-            <w:u w:val="single"/>
-          </w:rPr>
-          <w:t>4:12–19</w:t>
-        </w:r>
-      </w:hyperlink>
+      <w:r>
+        <w:rPr>
+          <w:lang w:val="en_US" w:bidi="en_US"/>
+        </w:rPr>
+        <w:t>4:12–19</w:t>
+      </w:r>
       <w:r>
         <w:rPr>
           <w:lang w:val="en_US" w:bidi="en_US"/>
@@ -911,54 +767,36 @@
         </w:rPr>
         <w:t>Peter then gives instructions to elders (</w:t>
       </w:r>
-      <w:hyperlink r:id="rId37">
-        <w:r>
-          <w:rPr>
-            <w:lang w:val="en_US" w:bidi="en_US"/>
-          </w:rPr>
-          <w:rPr>
-            <w:color w:val="0000EE"/>
-            <w:u w:val="single"/>
-          </w:rPr>
-          <w:t>5:1–4</w:t>
-        </w:r>
-      </w:hyperlink>
+      <w:r>
+        <w:rPr>
+          <w:lang w:val="en_US" w:bidi="en_US"/>
+        </w:rPr>
+        <w:t>5:1–4</w:t>
+      </w:r>
       <w:r>
         <w:rPr>
           <w:lang w:val="en_US" w:bidi="en_US"/>
         </w:rPr>
         <w:t>), younger men (</w:t>
       </w:r>
-      <w:hyperlink r:id="rId38">
-        <w:r>
-          <w:rPr>
-            <w:lang w:val="en_US" w:bidi="en_US"/>
-          </w:rPr>
-          <w:rPr>
-            <w:color w:val="0000EE"/>
-            <w:u w:val="single"/>
-          </w:rPr>
-          <w:t>5:5</w:t>
-        </w:r>
-      </w:hyperlink>
+      <w:r>
+        <w:rPr>
+          <w:lang w:val="en_US" w:bidi="en_US"/>
+        </w:rPr>
+        <w:t>5:5</w:t>
+      </w:r>
       <w:r>
         <w:rPr>
           <w:lang w:val="en_US" w:bidi="en_US"/>
         </w:rPr>
         <w:t>), and the whole church (</w:t>
       </w:r>
-      <w:hyperlink r:id="rId39">
-        <w:r>
-          <w:rPr>
-            <w:lang w:val="en_US" w:bidi="en_US"/>
-          </w:rPr>
-          <w:rPr>
-            <w:color w:val="0000EE"/>
-            <w:u w:val="single"/>
-          </w:rPr>
-          <w:t>5:5–11</w:t>
-        </w:r>
-      </w:hyperlink>
+      <w:r>
+        <w:rPr>
+          <w:lang w:val="en_US" w:bidi="en_US"/>
+        </w:rPr>
+        <w:t>5:5–11</w:t>
+      </w:r>
       <w:r>
         <w:rPr>
           <w:lang w:val="en_US" w:bidi="en_US"/>
@@ -979,18 +817,12 @@
         </w:rPr>
         <w:t>The letter ends with the usual greetings (</w:t>
       </w:r>
-      <w:hyperlink r:id="rId40">
-        <w:r>
-          <w:rPr>
-            <w:lang w:val="en_US" w:bidi="en_US"/>
-          </w:rPr>
-          <w:rPr>
-            <w:color w:val="0000EE"/>
-            <w:u w:val="single"/>
-          </w:rPr>
-          <w:t>5:12–14</w:t>
-        </w:r>
-      </w:hyperlink>
+      <w:r>
+        <w:rPr>
+          <w:lang w:val="en_US" w:bidi="en_US"/>
+        </w:rPr>
+        <w:t>5:12–14</w:t>
+      </w:r>
       <w:r>
         <w:rPr>
           <w:lang w:val="en_US" w:bidi="en_US"/>
@@ -1036,18 +868,12 @@
         </w:rPr>
         <w:t>We have no record that Peter visited this area. The letter also does not say that he visited it. In fact, we know little about where Peter went or what he did after his early ministry in Jerusalem and Judea (</w:t>
       </w:r>
-      <w:hyperlink r:id="rId41">
-        <w:r>
-          <w:rPr>
-            <w:lang w:val="en_US" w:bidi="en_US"/>
-          </w:rPr>
-          <w:rPr>
-            <w:color w:val="0000EE"/>
-            <w:u w:val="single"/>
-          </w:rPr>
-          <w:t>Acts 1:1–12:25</w:t>
-        </w:r>
-      </w:hyperlink>
+      <w:r>
+        <w:rPr>
+          <w:lang w:val="en_US" w:bidi="en_US"/>
+        </w:rPr>
+        <w:t>Acts 1:1–12:25</w:t>
+      </w:r>
       <w:r>
         <w:rPr>
           <w:lang w:val="en_US" w:bidi="en_US"/>
@@ -1080,18 +906,12 @@
         </w:rPr>
         <w:t>" (</w:t>
       </w:r>
-      <w:hyperlink r:id="rId42">
-        <w:r>
-          <w:rPr>
-            <w:lang w:val="en_US" w:bidi="en_US"/>
-          </w:rPr>
-          <w:rPr>
-            <w:color w:val="0000EE"/>
-            <w:u w:val="single"/>
-          </w:rPr>
-          <w:t>Acts 12:17</w:t>
-        </w:r>
-      </w:hyperlink>
+      <w:r>
+        <w:rPr>
+          <w:lang w:val="en_US" w:bidi="en_US"/>
+        </w:rPr>
+        <w:t>Acts 12:17</w:t>
+      </w:r>
       <w:r>
         <w:rPr>
           <w:lang w:val="en_US" w:bidi="en_US"/>
@@ -1112,72 +932,48 @@
         </w:rPr>
         <w:t>Peter returned for the council in Jerusalem (</w:t>
       </w:r>
-      <w:hyperlink r:id="rId43">
-        <w:r>
-          <w:rPr>
-            <w:lang w:val="en_US" w:bidi="en_US"/>
-          </w:rPr>
-          <w:rPr>
-            <w:color w:val="0000EE"/>
-            <w:u w:val="single"/>
-          </w:rPr>
-          <w:t>Acts 15:1–41</w:t>
-        </w:r>
-      </w:hyperlink>
+      <w:r>
+        <w:rPr>
+          <w:lang w:val="en_US" w:bidi="en_US"/>
+        </w:rPr>
+        <w:t>Acts 15:1–41</w:t>
+      </w:r>
       <w:r>
         <w:rPr>
           <w:lang w:val="en_US" w:bidi="en_US"/>
         </w:rPr>
         <w:t xml:space="preserve">). . This council took place around AD 49–50. Peter also seems to have spent some time serving in Corinth (see </w:t>
       </w:r>
-      <w:hyperlink r:id="rId44">
-        <w:r>
-          <w:rPr>
-            <w:lang w:val="en_US" w:bidi="en_US"/>
-          </w:rPr>
-          <w:rPr>
-            <w:color w:val="0000EE"/>
-            <w:u w:val="single"/>
-          </w:rPr>
-          <w:t>1 Corinthians 1:12</w:t>
-        </w:r>
-      </w:hyperlink>
+      <w:r>
+        <w:rPr>
+          <w:lang w:val="en_US" w:bidi="en_US"/>
+        </w:rPr>
+        <w:t>1 Corinthians 1:12</w:t>
+      </w:r>
       <w:r>
         <w:rPr>
           <w:lang w:val="en_US" w:bidi="en_US"/>
         </w:rPr>
         <w:t xml:space="preserve">; </w:t>
       </w:r>
-      <w:hyperlink r:id="rId45">
-        <w:r>
-          <w:rPr>
-            <w:lang w:val="en_US" w:bidi="en_US"/>
-          </w:rPr>
-          <w:rPr>
-            <w:color w:val="0000EE"/>
-            <w:u w:val="single"/>
-          </w:rPr>
-          <w:t>9:5</w:t>
-        </w:r>
-      </w:hyperlink>
+      <w:r>
+        <w:rPr>
+          <w:lang w:val="en_US" w:bidi="en_US"/>
+        </w:rPr>
+        <w:t>9:5</w:t>
+      </w:r>
       <w:r>
         <w:rPr>
           <w:lang w:val="en_US" w:bidi="en_US"/>
         </w:rPr>
         <w:t>). He was also in Antioch at some point (</w:t>
       </w:r>
-      <w:hyperlink r:id="rId46">
-        <w:r>
-          <w:rPr>
-            <w:lang w:val="en_US" w:bidi="en_US"/>
-          </w:rPr>
-          <w:rPr>
-            <w:color w:val="0000EE"/>
-            <w:u w:val="single"/>
-          </w:rPr>
-          <w:t>Galatians 2:11–16</w:t>
-        </w:r>
-      </w:hyperlink>
+      <w:r>
+        <w:rPr>
+          <w:lang w:val="en_US" w:bidi="en_US"/>
+        </w:rPr>
+        <w:t>Galatians 2:11–16</w:t>
+      </w:r>
       <w:r>
         <w:rPr>
           <w:lang w:val="en_US" w:bidi="en_US"/>
@@ -1235,18 +1031,12 @@
         </w:rPr>
         <w:t xml:space="preserve"> most likely refers to the church in Rome (</w:t>
       </w:r>
-      <w:hyperlink r:id="rId47">
-        <w:r>
-          <w:rPr>
-            <w:lang w:val="en_US" w:bidi="en_US"/>
-          </w:rPr>
-          <w:rPr>
-            <w:color w:val="0000EE"/>
-            <w:u w:val="single"/>
-          </w:rPr>
-          <w:t>5:13</w:t>
-        </w:r>
-      </w:hyperlink>
+      <w:r>
+        <w:rPr>
+          <w:lang w:val="en_US" w:bidi="en_US"/>
+        </w:rPr>
+        <w:t>5:13</w:t>
+      </w:r>
       <w:r>
         <w:rPr>
           <w:lang w:val="en_US" w:bidi="en_US"/>
@@ -1267,18 +1057,12 @@
         </w:rPr>
         <w:t xml:space="preserve">However, Babylon had been a powerful city in the 600s and 500s BC. Because of this, its name came to stand for a center of world power and cultural influence. The book of Revelation uses Babylon as a code word for Rome (see </w:t>
       </w:r>
-      <w:hyperlink r:id="rId48">
-        <w:r>
-          <w:rPr>
-            <w:lang w:val="en_US" w:bidi="en_US"/>
-          </w:rPr>
-          <w:rPr>
-            <w:color w:val="0000EE"/>
-            <w:u w:val="single"/>
-          </w:rPr>
-          <w:t>Revelation 17:5</w:t>
-        </w:r>
-      </w:hyperlink>
+      <w:r>
+        <w:rPr>
+          <w:lang w:val="en_US" w:bidi="en_US"/>
+        </w:rPr>
+        <w:t>Revelation 17:5</w:t>
+      </w:r>
       <w:r>
         <w:rPr>
           <w:lang w:val="en_US" w:bidi="en_US"/>
@@ -1299,18 +1083,12 @@
         </w:rPr>
         <w:t xml:space="preserve">If Peter wrote this letter from Rome, then he probably wrote it near the end of his life. Mark was also with Peter at this time (see </w:t>
       </w:r>
-      <w:hyperlink r:id="rId47">
-        <w:r>
-          <w:rPr>
-            <w:lang w:val="en_US" w:bidi="en_US"/>
-          </w:rPr>
-          <w:rPr>
-            <w:color w:val="0000EE"/>
-            <w:u w:val="single"/>
-          </w:rPr>
-          <w:t>1 Peter 5:13</w:t>
-        </w:r>
-      </w:hyperlink>
+      <w:r>
+        <w:rPr>
+          <w:lang w:val="en_US" w:bidi="en_US"/>
+        </w:rPr>
+        <w:t>1 Peter 5:13</w:t>
+      </w:r>
       <w:r>
         <w:rPr>
           <w:lang w:val="en_US" w:bidi="en_US"/>
@@ -1431,54 +1209,36 @@
         </w:rPr>
         <w:t>Believers need to understand what God has done for them. They have received the salvation that God promised through his prophets. This salvation is something even the angels are eagerly watching (</w:t>
       </w:r>
-      <w:hyperlink r:id="rId49">
-        <w:r>
-          <w:rPr>
-            <w:lang w:val="en_US" w:bidi="en_US"/>
-          </w:rPr>
-          <w:rPr>
-            <w:color w:val="0000EE"/>
-            <w:u w:val="single"/>
-          </w:rPr>
-          <w:t>1:12</w:t>
-        </w:r>
-      </w:hyperlink>
+      <w:r>
+        <w:rPr>
+          <w:lang w:val="en_US" w:bidi="en_US"/>
+        </w:rPr>
+        <w:t>1:12</w:t>
+      </w:r>
       <w:r>
         <w:rPr>
           <w:lang w:val="en_US" w:bidi="en_US"/>
         </w:rPr>
         <w:t xml:space="preserve">; see </w:t>
       </w:r>
-      <w:hyperlink r:id="rId50">
-        <w:r>
-          <w:rPr>
-            <w:lang w:val="en_US" w:bidi="en_US"/>
-          </w:rPr>
-          <w:rPr>
-            <w:color w:val="0000EE"/>
-            <w:u w:val="single"/>
-          </w:rPr>
-          <w:t>1:5</w:t>
-        </w:r>
-      </w:hyperlink>
+      <w:r>
+        <w:rPr>
+          <w:lang w:val="en_US" w:bidi="en_US"/>
+        </w:rPr>
+        <w:t>1:5</w:t>
+      </w:r>
       <w:r>
         <w:rPr>
           <w:lang w:val="en_US" w:bidi="en_US"/>
         </w:rPr>
         <w:t xml:space="preserve">, </w:t>
       </w:r>
-      <w:hyperlink r:id="rId51">
-        <w:r>
-          <w:rPr>
-            <w:lang w:val="en_US" w:bidi="en_US"/>
-          </w:rPr>
-          <w:rPr>
-            <w:color w:val="0000EE"/>
-            <w:u w:val="single"/>
-          </w:rPr>
-          <w:t>10</w:t>
-        </w:r>
-      </w:hyperlink>
+      <w:r>
+        <w:rPr>
+          <w:lang w:val="en_US" w:bidi="en_US"/>
+        </w:rPr>
+        <w:t>10</w:t>
+      </w:r>
       <w:r>
         <w:rPr>
           <w:lang w:val="en_US" w:bidi="en_US"/>
@@ -1492,72 +1252,48 @@
         </w:rPr>
         <w:t>Believers are God’s children(</w:t>
       </w:r>
-      <w:hyperlink r:id="rId52">
-        <w:r>
-          <w:rPr>
-            <w:lang w:val="en_US" w:bidi="en_US"/>
-          </w:rPr>
-          <w:rPr>
-            <w:color w:val="0000EE"/>
-            <w:u w:val="single"/>
-          </w:rPr>
-          <w:t>1:14</w:t>
-        </w:r>
-      </w:hyperlink>
+      <w:r>
+        <w:rPr>
+          <w:lang w:val="en_US" w:bidi="en_US"/>
+        </w:rPr>
+        <w:t>1:14</w:t>
+      </w:r>
       <w:r>
         <w:rPr>
           <w:lang w:val="en_US" w:bidi="en_US"/>
         </w:rPr>
         <w:t>). They have been born again through God’s powerful word (</w:t>
       </w:r>
-      <w:hyperlink r:id="rId53">
-        <w:r>
-          <w:rPr>
-            <w:lang w:val="en_US" w:bidi="en_US"/>
-          </w:rPr>
-          <w:rPr>
-            <w:color w:val="0000EE"/>
-            <w:u w:val="single"/>
-          </w:rPr>
-          <w:t>1:23</w:t>
-        </w:r>
-      </w:hyperlink>
+      <w:r>
+        <w:rPr>
+          <w:lang w:val="en_US" w:bidi="en_US"/>
+        </w:rPr>
+        <w:t>1:23</w:t>
+      </w:r>
       <w:r>
         <w:rPr>
           <w:lang w:val="en_US" w:bidi="en_US"/>
         </w:rPr>
         <w:t>). They are like stones that God is using to build a new spiritual temple, a place where God is worshiped (</w:t>
       </w:r>
-      <w:hyperlink r:id="rId54">
-        <w:r>
-          <w:rPr>
-            <w:lang w:val="en_US" w:bidi="en_US"/>
-          </w:rPr>
-          <w:rPr>
-            <w:color w:val="0000EE"/>
-            <w:u w:val="single"/>
-          </w:rPr>
-          <w:t>2:5</w:t>
-        </w:r>
-      </w:hyperlink>
+      <w:r>
+        <w:rPr>
+          <w:lang w:val="en_US" w:bidi="en_US"/>
+        </w:rPr>
+        <w:t>2:5</w:t>
+      </w:r>
       <w:r>
         <w:rPr>
           <w:lang w:val="en_US" w:bidi="en_US"/>
         </w:rPr>
         <w:t>). They are also a chosen people whom God has called out of darkness and into light (</w:t>
       </w:r>
-      <w:hyperlink r:id="rId55">
-        <w:r>
-          <w:rPr>
-            <w:lang w:val="en_US" w:bidi="en_US"/>
-          </w:rPr>
-          <w:rPr>
-            <w:color w:val="0000EE"/>
-            <w:u w:val="single"/>
-          </w:rPr>
-          <w:t>2:9–10</w:t>
-        </w:r>
-      </w:hyperlink>
+      <w:r>
+        <w:rPr>
+          <w:lang w:val="en_US" w:bidi="en_US"/>
+        </w:rPr>
+        <w:t>2:9–10</w:t>
+      </w:r>
       <w:r>
         <w:rPr>
           <w:lang w:val="en_US" w:bidi="en_US"/>
@@ -1571,54 +1307,36 @@
         </w:rPr>
         <w:t>Because believers have received these gifts, they are now like foreigners and strangers in this world (</w:t>
       </w:r>
-      <w:hyperlink r:id="rId56">
-        <w:r>
-          <w:rPr>
-            <w:lang w:val="en_US" w:bidi="en_US"/>
-          </w:rPr>
-          <w:rPr>
-            <w:color w:val="0000EE"/>
-            <w:u w:val="single"/>
-          </w:rPr>
-          <w:t>1:1</w:t>
-        </w:r>
-      </w:hyperlink>
+      <w:r>
+        <w:rPr>
+          <w:lang w:val="en_US" w:bidi="en_US"/>
+        </w:rPr>
+        <w:t>1:1</w:t>
+      </w:r>
       <w:r>
         <w:rPr>
           <w:lang w:val="en_US" w:bidi="en_US"/>
         </w:rPr>
         <w:t xml:space="preserve">, </w:t>
       </w:r>
-      <w:hyperlink r:id="rId57">
-        <w:r>
-          <w:rPr>
-            <w:lang w:val="en_US" w:bidi="en_US"/>
-          </w:rPr>
-          <w:rPr>
-            <w:color w:val="0000EE"/>
-            <w:u w:val="single"/>
-          </w:rPr>
-          <w:t>17</w:t>
-        </w:r>
-      </w:hyperlink>
+      <w:r>
+        <w:rPr>
+          <w:lang w:val="en_US" w:bidi="en_US"/>
+        </w:rPr>
+        <w:t>17</w:t>
+      </w:r>
       <w:r>
         <w:rPr>
           <w:lang w:val="en_US" w:bidi="en_US"/>
         </w:rPr>
         <w:t xml:space="preserve">; </w:t>
       </w:r>
-      <w:hyperlink r:id="rId58">
-        <w:r>
-          <w:rPr>
-            <w:lang w:val="en_US" w:bidi="en_US"/>
-          </w:rPr>
-          <w:rPr>
-            <w:color w:val="0000EE"/>
-            <w:u w:val="single"/>
-          </w:rPr>
-          <w:t>2:12</w:t>
-        </w:r>
-      </w:hyperlink>
+      <w:r>
+        <w:rPr>
+          <w:lang w:val="en_US" w:bidi="en_US"/>
+        </w:rPr>
+        <w:t>2:12</w:t>
+      </w:r>
       <w:r>
         <w:rPr>
           <w:lang w:val="en_US" w:bidi="en_US"/>
@@ -1643,18 +1361,12 @@
         </w:rPr>
         <w:t>Christians are God’s people. So they should live in a way that shows the values of heaven, not the values of this world. As God’s children, Christians should follow the example of their Father. They should become holy, because God is holy (</w:t>
       </w:r>
-      <w:hyperlink r:id="rId59">
-        <w:r>
-          <w:rPr>
-            <w:lang w:val="en_US" w:bidi="en_US"/>
-          </w:rPr>
-          <w:rPr>
-            <w:color w:val="0000EE"/>
-            <w:u w:val="single"/>
-          </w:rPr>
-          <w:t>1:15–16</w:t>
-        </w:r>
-      </w:hyperlink>
+      <w:r>
+        <w:rPr>
+          <w:lang w:val="en_US" w:bidi="en_US"/>
+        </w:rPr>
+        <w:t>1:15–16</w:t>
+      </w:r>
       <w:r>
         <w:rPr>
           <w:lang w:val="en_US" w:bidi="en_US"/>
@@ -1668,54 +1380,36 @@
         </w:rPr>
         <w:t>hristians should also love one anothe (</w:t>
       </w:r>
-      <w:hyperlink r:id="rId60">
-        <w:r>
-          <w:rPr>
-            <w:lang w:val="en_US" w:bidi="en_US"/>
-          </w:rPr>
-          <w:rPr>
-            <w:color w:val="0000EE"/>
-            <w:u w:val="single"/>
-          </w:rPr>
-          <w:t>1:22</w:t>
-        </w:r>
-      </w:hyperlink>
+      <w:r>
+        <w:rPr>
+          <w:lang w:val="en_US" w:bidi="en_US"/>
+        </w:rPr>
+        <w:t>1:22</w:t>
+      </w:r>
       <w:r>
         <w:rPr>
           <w:lang w:val="en_US" w:bidi="en_US"/>
         </w:rPr>
         <w:t>). and respect those in authority. Peter summarizes this by calling Christians to "to do good." They should do good even to people who mistreat them and make life difficult for them(</w:t>
       </w:r>
-      <w:hyperlink r:id="rId61">
-        <w:r>
-          <w:rPr>
-            <w:lang w:val="en_US" w:bidi="en_US"/>
-          </w:rPr>
-          <w:rPr>
-            <w:color w:val="0000EE"/>
-            <w:u w:val="single"/>
-          </w:rPr>
-          <w:t>3:16–17</w:t>
-        </w:r>
-      </w:hyperlink>
+      <w:r>
+        <w:rPr>
+          <w:lang w:val="en_US" w:bidi="en_US"/>
+        </w:rPr>
+        <w:t>3:16–17</w:t>
+      </w:r>
       <w:r>
         <w:rPr>
           <w:lang w:val="en_US" w:bidi="en_US"/>
         </w:rPr>
         <w:t xml:space="preserve">; </w:t>
       </w:r>
-      <w:hyperlink r:id="rId62">
-        <w:r>
-          <w:rPr>
-            <w:lang w:val="en_US" w:bidi="en_US"/>
-          </w:rPr>
-          <w:rPr>
-            <w:color w:val="0000EE"/>
-            <w:u w:val="single"/>
-          </w:rPr>
-          <w:t>4:19</w:t>
-        </w:r>
-      </w:hyperlink>
+      <w:r>
+        <w:rPr>
+          <w:lang w:val="en_US" w:bidi="en_US"/>
+        </w:rPr>
+        <w:t>4:19</w:t>
+      </w:r>
       <w:r>
         <w:rPr>
           <w:lang w:val="en_US" w:bidi="en_US"/>
@@ -1740,72 +1434,48 @@
         </w:rPr>
         <w:t>Believers have become a holy people because of Christ. The death and resurrection of Jesus are the foundation of their new identity (</w:t>
       </w:r>
-      <w:hyperlink r:id="rId63">
-        <w:r>
-          <w:rPr>
-            <w:lang w:val="en_US" w:bidi="en_US"/>
-          </w:rPr>
-          <w:rPr>
-            <w:color w:val="0000EE"/>
-            <w:u w:val="single"/>
-          </w:rPr>
-          <w:t>1:18–19</w:t>
-        </w:r>
-      </w:hyperlink>
+      <w:r>
+        <w:rPr>
+          <w:lang w:val="en_US" w:bidi="en_US"/>
+        </w:rPr>
+        <w:t>1:18–19</w:t>
+      </w:r>
       <w:r>
         <w:rPr>
           <w:lang w:val="en_US" w:bidi="en_US"/>
         </w:rPr>
         <w:t xml:space="preserve">; </w:t>
       </w:r>
-      <w:hyperlink r:id="rId64">
-        <w:r>
-          <w:rPr>
-            <w:lang w:val="en_US" w:bidi="en_US"/>
-          </w:rPr>
-          <w:rPr>
-            <w:color w:val="0000EE"/>
-            <w:u w:val="single"/>
-          </w:rPr>
-          <w:t>3:18</w:t>
-        </w:r>
-      </w:hyperlink>
+      <w:r>
+        <w:rPr>
+          <w:lang w:val="en_US" w:bidi="en_US"/>
+        </w:rPr>
+        <w:t>3:18</w:t>
+      </w:r>
       <w:r>
         <w:rPr>
           <w:lang w:val="en_US" w:bidi="en_US"/>
         </w:rPr>
         <w:t>). His victory over evil powers gives them hope and confidence (</w:t>
       </w:r>
-      <w:hyperlink r:id="rId19">
-        <w:r>
-          <w:rPr>
-            <w:lang w:val="en_US" w:bidi="en_US"/>
-          </w:rPr>
-          <w:rPr>
-            <w:color w:val="0000EE"/>
-            <w:u w:val="single"/>
-          </w:rPr>
-          <w:t>1:3–9</w:t>
-        </w:r>
-      </w:hyperlink>
+      <w:r>
+        <w:rPr>
+          <w:lang w:val="en_US" w:bidi="en_US"/>
+        </w:rPr>
+        <w:t>1:3–9</w:t>
+      </w:r>
       <w:r>
         <w:rPr>
           <w:lang w:val="en_US" w:bidi="en_US"/>
         </w:rPr>
         <w:t xml:space="preserve">; </w:t>
       </w:r>
-      <w:hyperlink r:id="rId65">
-        <w:r>
-          <w:rPr>
-            <w:lang w:val="en_US" w:bidi="en_US"/>
-          </w:rPr>
-          <w:rPr>
-            <w:color w:val="0000EE"/>
-            <w:u w:val="single"/>
-          </w:rPr>
-          <w:t>3:19–22</w:t>
-        </w:r>
-      </w:hyperlink>
+      <w:r>
+        <w:rPr>
+          <w:lang w:val="en_US" w:bidi="en_US"/>
+        </w:rPr>
+        <w:t>3:19–22</w:t>
+      </w:r>
       <w:r>
         <w:rPr>
           <w:lang w:val="en_US" w:bidi="en_US"/>
@@ -1819,18 +1489,12 @@
         </w:rPr>
         <w:t>Christ made salvation and holiness possible for them. He also gave them an example to follow. Christ did not fight back when people criticized him, persecuted him, and even killed him (</w:t>
       </w:r>
-      <w:hyperlink r:id="rId66">
-        <w:r>
-          <w:rPr>
-            <w:lang w:val="en_US" w:bidi="en_US"/>
-          </w:rPr>
-          <w:rPr>
-            <w:color w:val="0000EE"/>
-            <w:u w:val="single"/>
-          </w:rPr>
-          <w:t>2:21–25</w:t>
-        </w:r>
-      </w:hyperlink>
+      <w:r>
+        <w:rPr>
+          <w:lang w:val="en_US" w:bidi="en_US"/>
+        </w:rPr>
+        <w:t>2:21–25</w:t>
+      </w:r>
       <w:r>
         <w:rPr>
           <w:lang w:val="en_US" w:bidi="en_US"/>
